--- a/proposal.docx
+++ b/proposal.docx
@@ -4,37 +4,37 @@
   <w:body>
     <w:p>
       <w:pPr>
-        <w:spacing w:after="40"/>
+        <w:spacing w:after="30"/>
         <w:jc w:val="center"/>
       </w:pPr>
       <w:r>
         <w:rPr>
           <w:b/>
           <w:bCs/>
-          <w:sz w:val="32"/>
-          <w:szCs w:val="32"/>
+          <w:sz w:val="30"/>
+          <w:szCs w:val="30"/>
         </w:rPr>
         <w:t xml:space="preserve">Project Proposal</w:t>
       </w:r>
     </w:p>
     <w:p>
       <w:pPr>
-        <w:spacing w:after="200"/>
+        <w:spacing w:after="160"/>
         <w:jc w:val="center"/>
       </w:pPr>
       <w:r>
         <w:rPr>
           <w:i/>
           <w:iCs/>
-          <w:sz w:val="24"/>
-          <w:szCs w:val="24"/>
-        </w:rPr>
-        <w:t xml:space="preserve">NSTT-Lite: Nepali Speech-to-Text with Whisper-Small</w:t>
-      </w:r>
-    </w:p>
-    <w:p>
-      <w:pPr>
-        <w:spacing w:after="80"/>
+          <w:sz w:val="23"/>
+          <w:szCs w:val="23"/>
+        </w:rPr>
+        <w:t xml:space="preserve">NSTT-Lite: Auditing and Repairing a Published Nepali ASR Model</w:t>
+      </w:r>
+    </w:p>
+    <w:p>
+      <w:pPr>
+        <w:spacing w:after="60"/>
       </w:pPr>
       <w:r>
         <w:rPr>
@@ -49,7 +49,7 @@
     </w:p>
     <w:p>
       <w:pPr>
-        <w:spacing w:after="80"/>
+        <w:spacing w:after="60"/>
       </w:pPr>
       <w:r>
         <w:rPr>
@@ -64,7 +64,7 @@
     </w:p>
     <w:p>
       <w:pPr>
-        <w:spacing w:after="80"/>
+        <w:spacing w:after="60"/>
       </w:pPr>
       <w:r>
         <w:rPr>
@@ -79,7 +79,7 @@
     </w:p>
     <w:p>
       <w:pPr>
-        <w:spacing w:after="80"/>
+        <w:spacing w:after="60"/>
       </w:pPr>
       <w:r>
         <w:rPr>
@@ -95,7 +95,7 @@
     <w:p>
       <w:pPr>
         <w:pStyle w:val="Heading1"/>
-        <w:spacing w:after="100" w:before="200"/>
+        <w:spacing w:after="60" w:before="100"/>
       </w:pPr>
       <w:r>
         <w:t xml:space="preserve">Problem</w:t>
@@ -103,19 +103,56 @@
     </w:p>
     <w:p>
       <w:pPr>
-        <w:spacing w:after="160"/>
-      </w:pPr>
-      <w:r>
-        <w:t xml:space="preserve">Automatic speech recognition (ASR) for Nepali is under-served by off-the-shelf multilingual models: Nepali is a low-resource language in the pretraining mix of general-purpose ASR systems, so zero-shot transcription quality is substantially worse than for high-resource languages. This project fine-tunes OpenAI's Whisper-small on a Nepali speech corpus and measures the improvement over zero-shot performance, while also tackling a second, distinct task: classifying speaker gender from the model's own encoder representations.</w:t>
+        <w:spacing w:after="100"/>
+      </w:pPr>
+      <w:r>
+        <w:rPr>
+          <w:i/>
+          <w:iCs/>
+        </w:rPr>
+        <w:t xml:space="preserve">gagan3012/wav2vec2-xlsr-nepali</w:t>
+      </w:r>
+      <w:r>
+        <w:t xml:space="preserve"> is a published Hugging Face XLS-R (wav2vec2) model for Nepali speech recognition that self-reports </w:t>
+      </w:r>
+      <w:r>
+        <w:rPr>
+          <w:b/>
+          <w:bCs/>
+        </w:rPr>
+        <w:t xml:space="preserve">5.97% WER</w:t>
+      </w:r>
+      <w:r>
+        <w:t xml:space="preserve"> — a remarkably strong number for a low-resource language. However, that figure was measured on the model's own training corpus, OpenSLR-43, which is effectively single-speaker (one female voice). My preliminary experiments confirm the claim technically holds in-domain (I measured </w:t>
+      </w:r>
+      <w:r>
+        <w:rPr>
+          <w:b/>
+          <w:bCs/>
+        </w:rPr>
+        <w:t xml:space="preserve">4.91% WER</w:t>
+      </w:r>
+      <w:r>
+        <w:t xml:space="preserve"> on OpenSLR-43) but the same model collapses to roughly </w:t>
+      </w:r>
+      <w:r>
+        <w:rPr>
+          <w:b/>
+          <w:bCs/>
+        </w:rPr>
+        <w:t xml:space="preserve">65% WER</w:t>
+      </w:r>
+      <w:r>
+        <w:t xml:space="preserve"> on multi-speaker Nepali speech (OpenSLR-54) — a &gt;13x degradation. The published benchmark therefore does not describe real-world performance. This project audits that claim rigorously and then repairs the model.</w:t>
       </w:r>
     </w:p>
     <w:p>
       <w:pPr>
         <w:pStyle w:val="Heading1"/>
-        <w:spacing w:after="100" w:before="200"/>
-      </w:pPr>
-      <w:r>
-        <w:t xml:space="preserve">Tasks (satisfying "more than one task")</w:t>
+        <w:spacing w:after="60" w:before="100"/>
+      </w:pPr>
+      <w:r>
+        <w:t xml:space="preserve">Tasks</w:t>
       </w:r>
     </w:p>
     <w:p>
@@ -125,10 +162,17 @@
           <w:ilvl w:val="0"/>
           <w:numId w:val="2"/>
         </w:numPr>
-        <w:spacing w:after="80"/>
-      </w:pPr>
-      <w:r>
-        <w:t xml:space="preserve">ASR fine-tuning. Fine-tune Whisper-small on a Nepali speech subset; report WER/CER before (zero-shot) and after fine-tuning.</w:t>
+        <w:spacing w:after="60"/>
+      </w:pPr>
+      <w:r>
+        <w:rPr>
+          <w:b/>
+          <w:bCs/>
+        </w:rPr>
+        <w:t xml:space="preserve">Benchmark audit. </w:t>
+      </w:r>
+      <w:r>
+        <w:t xml:space="preserve">Reproduce the self-reported figure in-domain (OpenSLR-43) and measure the same checkpoint zero-shot on a speaker-disjoint multi-speaker test split (OpenSLR-54), quantifying the generalization gap.</w:t>
       </w:r>
     </w:p>
     <w:p>
@@ -138,26 +182,53 @@
           <w:ilvl w:val="0"/>
           <w:numId w:val="2"/>
         </w:numPr>
+        <w:spacing w:after="60"/>
+      </w:pPr>
+      <w:r>
+        <w:rPr>
+          <w:b/>
+          <w:bCs/>
+        </w:rPr>
+        <w:t xml:space="preserve">Fine-tuning. </w:t>
+      </w:r>
+      <w:r>
+        <w:t xml:space="preserve">Fine-tune the same XLS-R model (CTC objective) on a ~15-hour, 160-speaker, speaker-disjoint OpenSLR-54 training subset to close that gap.</w:t>
+      </w:r>
+    </w:p>
+    <w:p>
+      <w:pPr>
+        <w:pStyle w:val="ListParagraph"/>
+        <w:numPr>
+          <w:ilvl w:val="0"/>
+          <w:numId w:val="2"/>
+        </w:numPr>
+        <w:spacing w:after="60"/>
+      </w:pPr>
+      <w:r>
+        <w:rPr>
+          <w:b/>
+          <w:bCs/>
+        </w:rPr>
+        <w:t xml:space="preserve">Generalization re-evaluation. </w:t>
+      </w:r>
+      <w:r>
+        <w:t xml:space="preserve">Evaluate original vs. fine-tuned checkpoints on both test sets — including a catastrophic-forgetting check on the original corpus — plus error analysis and a speaker-leakage ablation.</w:t>
+      </w:r>
+    </w:p>
+    <w:p>
+      <w:pPr>
+        <w:pStyle w:val="Heading1"/>
+        <w:spacing w:after="60" w:before="100"/>
+      </w:pPr>
+      <w:r>
+        <w:t xml:space="preserve">Datasets</w:t>
+      </w:r>
+    </w:p>
+    <w:p>
+      <w:pPr>
         <w:spacing w:after="80"/>
       </w:pPr>
       <w:r>
-        <w:t xml:space="preserve">Speaker gender classification. Train a lightweight classifier head on mean-pooled Whisper encoder embeddings to predict speaker gender, evaluated against a trivial majority-class baseline.</w:t>
-      </w:r>
-    </w:p>
-    <w:p>
-      <w:pPr>
-        <w:pStyle w:val="Heading1"/>
-        <w:spacing w:after="100" w:before="200"/>
-      </w:pPr>
-      <w:r>
-        <w:t xml:space="preserve">Dataset</w:t>
-      </w:r>
-    </w:p>
-    <w:p>
-      <w:pPr>
-        <w:spacing w:after="100"/>
-      </w:pPr>
-      <w:r>
         <w:rPr>
           <w:b/>
           <w:bCs/>
@@ -165,9 +236,9 @@
         <w:t xml:space="preserve">OpenSLR-54</w:t>
       </w:r>
       <w:r>
-        <w:t xml:space="preserve"> — a crowdsourced Nepali ASR corpus (Kjartansson et al., SLTU 2018), 157,905 utterances, CC BY-SA 4.0. Link: </w:t>
-      </w:r>
-      <w:hyperlink w:history="1" r:id="rIdjqkshbkwceobb6cpbqhti">
+        <w:t xml:space="preserve"> — crowdsourced multi-speaker Nepali ASR corpus (Kjartansson et al., SLTU 2018), 157,905 utterances, CC BY-SA 4.0. Link: </w:t>
+      </w:r>
+      <w:hyperlink w:history="1" r:id="rIdz-pbbi6ah2rki8b3hzqsv">
         <w:r>
           <w:rPr>
             <w:rStyle w:val="Hyperlink"/>
@@ -175,19 +246,77 @@
           <w:t xml:space="preserve">https://www.openslr.org/54/</w:t>
         </w:r>
       </w:hyperlink>
-    </w:p>
-    <w:p>
-      <w:pPr>
-        <w:spacing w:after="160"/>
-      </w:pPr>
-      <w:r>
-        <w:t xml:space="preserve">Chosen because: it is the largest open Nepali ASR corpus available, includes multiple speakers (enabling a genuine speaker-disjoint train/test split, unlike single-speaker TTS-style corpora), and ships only audio + transcript + speaker ID — no demographic metadata, which is itself a modeling constraint this project addresses explicitly (Phase 3) rather than ignores.</w:t>
+      <w:r>
+        <w:t xml:space="preserve">  (Working subset already prepared: 15,171 utterances / 160 speakers / 15.03 hours, speaker-disjoint 80/10/10 split, zero speaker overlap.)</w:t>
+      </w:r>
+    </w:p>
+    <w:p>
+      <w:pPr>
+        <w:spacing w:after="100"/>
+      </w:pPr>
+      <w:r>
+        <w:rPr>
+          <w:b/>
+          <w:bCs/>
+        </w:rPr>
+        <w:t xml:space="preserve">OpenSLR-43</w:t>
+      </w:r>
+      <w:r>
+        <w:t xml:space="preserve"> — the model's own training corpus (single-speaker female Nepali TTS-style data), used only for in-domain reproduction of the claim. Link: </w:t>
+      </w:r>
+      <w:hyperlink w:history="1" r:id="rIdnukhvvbpebmopvvamnt3s">
+        <w:r>
+          <w:rPr>
+            <w:rStyle w:val="Hyperlink"/>
+          </w:rPr>
+          <w:t xml:space="preserve">https://www.openslr.org/43/</w:t>
+        </w:r>
+      </w:hyperlink>
+      <w:r>
+        <w:t xml:space="preserve">  The two corpora are kept strictly separate in all results.</w:t>
       </w:r>
     </w:p>
     <w:p>
       <w:pPr>
         <w:pStyle w:val="Heading1"/>
-        <w:spacing w:after="100" w:before="200"/>
+        <w:spacing w:after="60" w:before="100"/>
+      </w:pPr>
+      <w:r>
+        <w:t xml:space="preserve">Method and infrastructure</w:t>
+      </w:r>
+    </w:p>
+    <w:p>
+      <w:pPr>
+        <w:spacing w:after="100"/>
+      </w:pPr>
+      <w:r>
+        <w:t xml:space="preserve">Fine-tuning uses the Hugging Face </w:t>
+      </w:r>
+      <w:r>
+        <w:rPr>
+          <w:i/>
+          <w:iCs/>
+        </w:rPr>
+        <w:t xml:space="preserve">transformers</w:t>
+      </w:r>
+      <w:r>
+        <w:t xml:space="preserve"> CTC training stack on a Colab T4 GPU (FP16, batch 2, gradient accumulation, early stopping on validation WER). All experiments — audit runs, training, and re-evaluation — are tracked with </w:t>
+      </w:r>
+      <w:r>
+        <w:rPr>
+          <w:b/>
+          <w:bCs/>
+        </w:rPr>
+        <w:t xml:space="preserve">MLflow</w:t>
+      </w:r>
+      <w:r>
+        <w:t xml:space="preserve"> (parameters, WER/CER metrics, artifacts), giving a reproducible evidence trail; environment versions are pinned and device screenshots captured throughout.</w:t>
+      </w:r>
+    </w:p>
+    <w:p>
+      <w:pPr>
+        <w:pStyle w:val="Heading1"/>
+        <w:spacing w:after="60" w:before="100"/>
       </w:pPr>
       <w:r>
         <w:t xml:space="preserve">Work Plan (10 Phases)</w:t>
@@ -195,7 +324,7 @@
     </w:p>
     <w:tbl>
       <w:tblPr>
-        <w:tblW w:type="dxa" w:w="9746"/>
+        <w:tblW w:type="dxa" w:w="10106"/>
         <w:tblBorders>
           <w:top w:val="single" w:color="auto" w:sz="4"/>
           <w:left w:val="single" w:color="auto" w:sz="4"/>
@@ -207,7 +336,7 @@
       </w:tblPr>
       <w:tblGrid>
         <w:gridCol w:w="900"/>
-        <w:gridCol w:w="8846"/>
+        <w:gridCol w:w="9206"/>
       </w:tblGrid>
       <w:tr>
         <w:tc>
@@ -215,9 +344,9 @@
             <w:tcW w:type="dxa" w:w="900"/>
             <w:shd w:fill="2F5496" w:val="clear"/>
             <w:tcMar>
-              <w:top w:type="dxa" w:w="60"/>
-              <w:left w:type="dxa" w:w="100"/>
-              <w:bottom w:type="dxa" w:w="60"/>
+              <w:top w:type="dxa" w:w="40"/>
+              <w:left w:type="dxa" w:w="100"/>
+              <w:bottom w:type="dxa" w:w="40"/>
               <w:right w:type="dxa" w:w="100"/>
             </w:tcMar>
           </w:tcPr>
@@ -234,12 +363,12 @@
         </w:tc>
         <w:tc>
           <w:tcPr>
-            <w:tcW w:type="dxa" w:w="8846"/>
+            <w:tcW w:type="dxa" w:w="9206"/>
             <w:shd w:fill="2F5496" w:val="clear"/>
             <w:tcMar>
-              <w:top w:type="dxa" w:w="60"/>
-              <w:left w:type="dxa" w:w="100"/>
-              <w:bottom w:type="dxa" w:w="60"/>
+              <w:top w:type="dxa" w:w="40"/>
+              <w:left w:type="dxa" w:w="100"/>
+              <w:bottom w:type="dxa" w:w="40"/>
               <w:right w:type="dxa" w:w="100"/>
             </w:tcMar>
           </w:tcPr>
@@ -260,9 +389,9 @@
           <w:tcPr>
             <w:tcW w:type="dxa" w:w="900"/>
             <w:tcMar>
-              <w:top w:type="dxa" w:w="60"/>
-              <w:left w:type="dxa" w:w="100"/>
-              <w:bottom w:type="dxa" w:w="60"/>
+              <w:top w:type="dxa" w:w="40"/>
+              <w:left w:type="dxa" w:w="100"/>
+              <w:bottom w:type="dxa" w:w="40"/>
               <w:right w:type="dxa" w:w="100"/>
             </w:tcMar>
           </w:tcPr>
@@ -278,11 +407,11 @@
         </w:tc>
         <w:tc>
           <w:tcPr>
-            <w:tcW w:type="dxa" w:w="8846"/>
-            <w:tcMar>
-              <w:top w:type="dxa" w:w="60"/>
-              <w:left w:type="dxa" w:w="100"/>
-              <w:bottom w:type="dxa" w:w="60"/>
+            <w:tcW w:type="dxa" w:w="9206"/>
+            <w:tcMar>
+              <w:top w:type="dxa" w:w="40"/>
+              <w:left w:type="dxa" w:w="100"/>
+              <w:bottom w:type="dxa" w:w="40"/>
               <w:right w:type="dxa" w:w="100"/>
             </w:tcMar>
           </w:tcPr>
@@ -302,9 +431,9 @@
           <w:tcPr>
             <w:tcW w:type="dxa" w:w="900"/>
             <w:tcMar>
-              <w:top w:type="dxa" w:w="60"/>
-              <w:left w:type="dxa" w:w="100"/>
-              <w:bottom w:type="dxa" w:w="60"/>
+              <w:top w:type="dxa" w:w="40"/>
+              <w:left w:type="dxa" w:w="100"/>
+              <w:bottom w:type="dxa" w:w="40"/>
               <w:right w:type="dxa" w:w="100"/>
             </w:tcMar>
           </w:tcPr>
@@ -320,11 +449,11 @@
         </w:tc>
         <w:tc>
           <w:tcPr>
-            <w:tcW w:type="dxa" w:w="8846"/>
-            <w:tcMar>
-              <w:top w:type="dxa" w:w="60"/>
-              <w:left w:type="dxa" w:w="100"/>
-              <w:bottom w:type="dxa" w:w="60"/>
+            <w:tcW w:type="dxa" w:w="9206"/>
+            <w:tcMar>
+              <w:top w:type="dxa" w:w="40"/>
+              <w:left w:type="dxa" w:w="100"/>
+              <w:bottom w:type="dxa" w:w="40"/>
               <w:right w:type="dxa" w:w="100"/>
             </w:tcMar>
           </w:tcPr>
@@ -334,7 +463,7 @@
                 <w:b w:val="false"/>
                 <w:bCs w:val="false"/>
               </w:rPr>
-              <w:t xml:space="preserve">Environment setup, reproducibility scaffolding (manifests, speaker-disjoint split)</w:t>
+              <w:t xml:space="preserve">Environment + MLflow reproducibility setup</w:t>
             </w:r>
           </w:p>
         </w:tc>
@@ -344,9 +473,9 @@
           <w:tcPr>
             <w:tcW w:type="dxa" w:w="900"/>
             <w:tcMar>
-              <w:top w:type="dxa" w:w="60"/>
-              <w:left w:type="dxa" w:w="100"/>
-              <w:bottom w:type="dxa" w:w="60"/>
+              <w:top w:type="dxa" w:w="40"/>
+              <w:left w:type="dxa" w:w="100"/>
+              <w:bottom w:type="dxa" w:w="40"/>
               <w:right w:type="dxa" w:w="100"/>
             </w:tcMar>
           </w:tcPr>
@@ -362,11 +491,11 @@
         </w:tc>
         <w:tc>
           <w:tcPr>
-            <w:tcW w:type="dxa" w:w="8846"/>
-            <w:tcMar>
-              <w:top w:type="dxa" w:w="60"/>
-              <w:left w:type="dxa" w:w="100"/>
-              <w:bottom w:type="dxa" w:w="60"/>
+            <w:tcW w:type="dxa" w:w="9206"/>
+            <w:tcMar>
+              <w:top w:type="dxa" w:w="40"/>
+              <w:left w:type="dxa" w:w="100"/>
+              <w:bottom w:type="dxa" w:w="40"/>
               <w:right w:type="dxa" w:w="100"/>
             </w:tcMar>
           </w:tcPr>
@@ -376,7 +505,7 @@
                 <w:b w:val="false"/>
                 <w:bCs w:val="false"/>
               </w:rPr>
-              <w:t xml:space="preserve">Data preparation: preprocessing, acoustic gender pseudo-labels</w:t>
+              <w:t xml:space="preserve">Data preparation (complete: speaker-disjoint 15hr subset)</w:t>
             </w:r>
           </w:p>
         </w:tc>
@@ -386,9 +515,9 @@
           <w:tcPr>
             <w:tcW w:type="dxa" w:w="900"/>
             <w:tcMar>
-              <w:top w:type="dxa" w:w="60"/>
-              <w:left w:type="dxa" w:w="100"/>
-              <w:bottom w:type="dxa" w:w="60"/>
+              <w:top w:type="dxa" w:w="40"/>
+              <w:left w:type="dxa" w:w="100"/>
+              <w:bottom w:type="dxa" w:w="40"/>
               <w:right w:type="dxa" w:w="100"/>
             </w:tcMar>
           </w:tcPr>
@@ -404,11 +533,11 @@
         </w:tc>
         <w:tc>
           <w:tcPr>
-            <w:tcW w:type="dxa" w:w="8846"/>
-            <w:tcMar>
-              <w:top w:type="dxa" w:w="60"/>
-              <w:left w:type="dxa" w:w="100"/>
-              <w:bottom w:type="dxa" w:w="60"/>
+            <w:tcW w:type="dxa" w:w="9206"/>
+            <w:tcMar>
+              <w:top w:type="dxa" w:w="40"/>
+              <w:left w:type="dxa" w:w="100"/>
+              <w:bottom w:type="dxa" w:w="40"/>
               <w:right w:type="dxa" w:w="100"/>
             </w:tcMar>
           </w:tcPr>
@@ -418,7 +547,7 @@
                 <w:b w:val="false"/>
                 <w:bCs w:val="false"/>
               </w:rPr>
-              <w:t xml:space="preserve">Zero-shot baseline (Whisper-small, and comparison models)</w:t>
+              <w:t xml:space="preserve">Baseline audit: in-domain vs. out-of-domain zero-shot WER</w:t>
             </w:r>
           </w:p>
         </w:tc>
@@ -428,9 +557,9 @@
           <w:tcPr>
             <w:tcW w:type="dxa" w:w="900"/>
             <w:tcMar>
-              <w:top w:type="dxa" w:w="60"/>
-              <w:left w:type="dxa" w:w="100"/>
-              <w:bottom w:type="dxa" w:w="60"/>
+              <w:top w:type="dxa" w:w="40"/>
+              <w:left w:type="dxa" w:w="100"/>
+              <w:bottom w:type="dxa" w:w="40"/>
               <w:right w:type="dxa" w:w="100"/>
             </w:tcMar>
           </w:tcPr>
@@ -446,11 +575,11 @@
         </w:tc>
         <w:tc>
           <w:tcPr>
-            <w:tcW w:type="dxa" w:w="8846"/>
-            <w:tcMar>
-              <w:top w:type="dxa" w:w="60"/>
-              <w:left w:type="dxa" w:w="100"/>
-              <w:bottom w:type="dxa" w:w="60"/>
+            <w:tcW w:type="dxa" w:w="9206"/>
+            <w:tcMar>
+              <w:top w:type="dxa" w:w="40"/>
+              <w:left w:type="dxa" w:w="100"/>
+              <w:bottom w:type="dxa" w:w="40"/>
               <w:right w:type="dxa" w:w="100"/>
             </w:tcMar>
           </w:tcPr>
@@ -470,9 +599,9 @@
           <w:tcPr>
             <w:tcW w:type="dxa" w:w="900"/>
             <w:tcMar>
-              <w:top w:type="dxa" w:w="60"/>
-              <w:left w:type="dxa" w:w="100"/>
-              <w:bottom w:type="dxa" w:w="60"/>
+              <w:top w:type="dxa" w:w="40"/>
+              <w:left w:type="dxa" w:w="100"/>
+              <w:bottom w:type="dxa" w:w="40"/>
               <w:right w:type="dxa" w:w="100"/>
             </w:tcMar>
           </w:tcPr>
@@ -488,11 +617,11 @@
         </w:tc>
         <w:tc>
           <w:tcPr>
-            <w:tcW w:type="dxa" w:w="8846"/>
-            <w:tcMar>
-              <w:top w:type="dxa" w:w="60"/>
-              <w:left w:type="dxa" w:w="100"/>
-              <w:bottom w:type="dxa" w:w="60"/>
+            <w:tcW w:type="dxa" w:w="9206"/>
+            <w:tcMar>
+              <w:top w:type="dxa" w:w="40"/>
+              <w:left w:type="dxa" w:w="100"/>
+              <w:bottom w:type="dxa" w:w="40"/>
               <w:right w:type="dxa" w:w="100"/>
             </w:tcMar>
           </w:tcPr>
@@ -502,7 +631,7 @@
                 <w:b w:val="false"/>
                 <w:bCs w:val="false"/>
               </w:rPr>
-              <w:t xml:space="preserve">ASR fine-tuning (full-scale, GPU)</w:t>
+              <w:t xml:space="preserve">XLS-R fine-tuning on speaker-diverse data (Colab T4)</w:t>
             </w:r>
           </w:p>
         </w:tc>
@@ -512,9 +641,9 @@
           <w:tcPr>
             <w:tcW w:type="dxa" w:w="900"/>
             <w:tcMar>
-              <w:top w:type="dxa" w:w="60"/>
-              <w:left w:type="dxa" w:w="100"/>
-              <w:bottom w:type="dxa" w:w="60"/>
+              <w:top w:type="dxa" w:w="40"/>
+              <w:left w:type="dxa" w:w="100"/>
+              <w:bottom w:type="dxa" w:w="40"/>
               <w:right w:type="dxa" w:w="100"/>
             </w:tcMar>
           </w:tcPr>
@@ -530,11 +659,11 @@
         </w:tc>
         <w:tc>
           <w:tcPr>
-            <w:tcW w:type="dxa" w:w="8846"/>
-            <w:tcMar>
-              <w:top w:type="dxa" w:w="60"/>
-              <w:left w:type="dxa" w:w="100"/>
-              <w:bottom w:type="dxa" w:w="60"/>
+            <w:tcW w:type="dxa" w:w="9206"/>
+            <w:tcMar>
+              <w:top w:type="dxa" w:w="40"/>
+              <w:left w:type="dxa" w:w="100"/>
+              <w:bottom w:type="dxa" w:w="40"/>
               <w:right w:type="dxa" w:w="100"/>
             </w:tcMar>
           </w:tcPr>
@@ -544,7 +673,7 @@
                 <w:b w:val="false"/>
                 <w:bCs w:val="false"/>
               </w:rPr>
-              <w:t xml:space="preserve">Gender classification (second task)</w:t>
+              <w:t xml:space="preserve">Generalization re-evaluation (before/after × in/out-of-domain)</w:t>
             </w:r>
           </w:p>
         </w:tc>
@@ -554,9 +683,9 @@
           <w:tcPr>
             <w:tcW w:type="dxa" w:w="900"/>
             <w:tcMar>
-              <w:top w:type="dxa" w:w="60"/>
-              <w:left w:type="dxa" w:w="100"/>
-              <w:bottom w:type="dxa" w:w="60"/>
+              <w:top w:type="dxa" w:w="40"/>
+              <w:left w:type="dxa" w:w="100"/>
+              <w:bottom w:type="dxa" w:w="40"/>
               <w:right w:type="dxa" w:w="100"/>
             </w:tcMar>
           </w:tcPr>
@@ -572,11 +701,11 @@
         </w:tc>
         <w:tc>
           <w:tcPr>
-            <w:tcW w:type="dxa" w:w="8846"/>
-            <w:tcMar>
-              <w:top w:type="dxa" w:w="60"/>
-              <w:left w:type="dxa" w:w="100"/>
-              <w:bottom w:type="dxa" w:w="60"/>
+            <w:tcW w:type="dxa" w:w="9206"/>
+            <w:tcMar>
+              <w:top w:type="dxa" w:w="40"/>
+              <w:left w:type="dxa" w:w="100"/>
+              <w:bottom w:type="dxa" w:w="40"/>
               <w:right w:type="dxa" w:w="100"/>
             </w:tcMar>
           </w:tcPr>
@@ -586,7 +715,7 @@
                 <w:b w:val="false"/>
                 <w:bCs w:val="false"/>
               </w:rPr>
-              <w:t xml:space="preserve">Deployment benchmark (CTranslate2/Faster-Whisper)</w:t>
+              <w:t xml:space="preserve">Efficiency benchmark (latency, size, int8 quantization)</w:t>
             </w:r>
           </w:p>
         </w:tc>
@@ -596,9 +725,9 @@
           <w:tcPr>
             <w:tcW w:type="dxa" w:w="900"/>
             <w:tcMar>
-              <w:top w:type="dxa" w:w="60"/>
-              <w:left w:type="dxa" w:w="100"/>
-              <w:bottom w:type="dxa" w:w="60"/>
+              <w:top w:type="dxa" w:w="40"/>
+              <w:left w:type="dxa" w:w="100"/>
+              <w:bottom w:type="dxa" w:w="40"/>
               <w:right w:type="dxa" w:w="100"/>
             </w:tcMar>
           </w:tcPr>
@@ -614,11 +743,11 @@
         </w:tc>
         <w:tc>
           <w:tcPr>
-            <w:tcW w:type="dxa" w:w="8846"/>
-            <w:tcMar>
-              <w:top w:type="dxa" w:w="60"/>
-              <w:left w:type="dxa" w:w="100"/>
-              <w:bottom w:type="dxa" w:w="60"/>
+            <w:tcW w:type="dxa" w:w="9206"/>
+            <w:tcMar>
+              <w:top w:type="dxa" w:w="40"/>
+              <w:left w:type="dxa" w:w="100"/>
+              <w:bottom w:type="dxa" w:w="40"/>
               <w:right w:type="dxa" w:w="100"/>
             </w:tcMar>
           </w:tcPr>
@@ -628,7 +757,7 @@
                 <w:b w:val="false"/>
                 <w:bCs w:val="false"/>
               </w:rPr>
-              <w:t xml:space="preserve">Experimental analysis, ablations, error analysis</w:t>
+              <w:t xml:space="preserve">Error analysis, leakage ablation, discussion</w:t>
             </w:r>
           </w:p>
         </w:tc>
@@ -638,9 +767,9 @@
           <w:tcPr>
             <w:tcW w:type="dxa" w:w="900"/>
             <w:tcMar>
-              <w:top w:type="dxa" w:w="60"/>
-              <w:left w:type="dxa" w:w="100"/>
-              <w:bottom w:type="dxa" w:w="60"/>
+              <w:top w:type="dxa" w:w="40"/>
+              <w:left w:type="dxa" w:w="100"/>
+              <w:bottom w:type="dxa" w:w="40"/>
               <w:right w:type="dxa" w:w="100"/>
             </w:tcMar>
           </w:tcPr>
@@ -656,11 +785,11 @@
         </w:tc>
         <w:tc>
           <w:tcPr>
-            <w:tcW w:type="dxa" w:w="8846"/>
-            <w:tcMar>
-              <w:top w:type="dxa" w:w="60"/>
-              <w:left w:type="dxa" w:w="100"/>
-              <w:bottom w:type="dxa" w:w="60"/>
+            <w:tcW w:type="dxa" w:w="9206"/>
+            <w:tcMar>
+              <w:top w:type="dxa" w:w="40"/>
+              <w:left w:type="dxa" w:w="100"/>
+              <w:bottom w:type="dxa" w:w="40"/>
               <w:right w:type="dxa" w:w="100"/>
             </w:tcMar>
           </w:tcPr>
@@ -679,7 +808,7 @@
     <w:p>
       <w:pPr>
         <w:pStyle w:val="Heading1"/>
-        <w:spacing w:after="100" w:before="200"/>
+        <w:spacing w:after="60" w:before="100"/>
       </w:pPr>
       <w:r>
         <w:t xml:space="preserve">Achievability</w:t>
@@ -687,15 +816,15 @@
     </w:p>
     <w:p>
       <w:pPr>
-        <w:spacing w:after="160"/>
-      </w:pPr>
-      <w:r>
-        <w:t xml:space="preserve">This plan reuses a working pipeline (data loading, preprocessing, splitting, training, evaluation) already prototyped and validated at reduced scale in earlier iterations of this project, so the risk is compute time (a full 5-epoch Colab T4 run), not unproven methodology. Each phase has a concrete, checkable output (a report file, a checkpoint, a metric), so progress is verifiable at every step rather than only at submission.</w:t>
+        <w:spacing w:after="100"/>
+      </w:pPr>
+      <w:r>
+        <w:t xml:space="preserve">The audit half is already demonstrated end-to-end at small scale (the 4.91% / ~65% numbers above), and the data pipeline is built and validated. The main remaining cost is the Phase 6 GPU fine-tuning run, which fits a free Colab T4 budget with checkpointed, resumable training. Every phase produces a concrete, checkable artifact (a metric, a checkpoint, an MLflow run), so progress is verifiable throughout.</w:t>
       </w:r>
     </w:p>
     <w:sectPr>
       <w:pgSz w:w="11906" w:h="16838" w:orient="portrait"/>
-      <w:pgMar w:top="1080" w:right="1080" w:bottom="1080" w:left="1080" w:header="708" w:footer="708" w:gutter="0"/>
+      <w:pgMar w:top="900" w:right="900" w:bottom="900" w:left="900" w:header="708" w:footer="708" w:gutter="0"/>
       <w:pgNumType/>
       <w:docGrid w:linePitch="360"/>
     </w:sectPr>
